--- a/Science Books/QED Course/Prologue 08 S-Parameters and the S-Matrix.docx
+++ b/Science Books/QED Course/Prologue 08 S-Parameters and the S-Matrix.docx
@@ -608,25 +608,19 @@
           </m:r>
           <m:sSub>
             <m:e>
-              <m:sSub>
-                <m:e>
-                  <m:r>
-                    <m:t xml:space="preserve">S</m:t>
-                  </m:r>
-                </m:e>
-                <m:sub>
-                  <m:r>
-                    <m:t xml:space="preserve">1</m:t>
-                  </m:r>
-                </m:sub>
-              </m:sSub>
+              <m:r>
+                <m:t xml:space="preserve">S</m:t>
+              </m:r>
             </m:e>
             <m:sub>
               <m:r>
-                <m:t xml:space="preserve">1</m:t>
+                <m:t xml:space="preserve">11</m:t>
               </m:r>
             </m:sub>
           </m:sSub>
+          <m:r>
+            <m:t xml:space="preserve"> </m:t>
+          </m:r>
           <m:sSub>
             <m:e>
               <m:r>
@@ -644,25 +638,19 @@
           </m:r>
           <m:sSub>
             <m:e>
-              <m:sSub>
-                <m:e>
-                  <m:r>
-                    <m:t xml:space="preserve">S</m:t>
-                  </m:r>
-                </m:e>
-                <m:sub>
-                  <m:r>
-                    <m:t xml:space="preserve">1</m:t>
-                  </m:r>
-                </m:sub>
-              </m:sSub>
+              <m:r>
+                <m:t xml:space="preserve">S</m:t>
+              </m:r>
             </m:e>
             <m:sub>
               <m:r>
-                <m:t xml:space="preserve">2</m:t>
+                <m:t xml:space="preserve">12</m:t>
               </m:r>
             </m:sub>
           </m:sSub>
+          <m:r>
+            <m:t xml:space="preserve"> </m:t>
+          </m:r>
           <m:sSub>
             <m:e>
               <m:r>
@@ -702,25 +690,19 @@
           </m:r>
           <m:sSub>
             <m:e>
-              <m:sSub>
-                <m:e>
-                  <m:r>
-                    <m:t xml:space="preserve">S</m:t>
-                  </m:r>
-                </m:e>
-                <m:sub>
-                  <m:r>
-                    <m:t xml:space="preserve">2</m:t>
-                  </m:r>
-                </m:sub>
-              </m:sSub>
+              <m:r>
+                <m:t xml:space="preserve">S</m:t>
+              </m:r>
             </m:e>
             <m:sub>
               <m:r>
-                <m:t xml:space="preserve">1</m:t>
+                <m:t xml:space="preserve">21</m:t>
               </m:r>
             </m:sub>
           </m:sSub>
+          <m:r>
+            <m:t xml:space="preserve"> </m:t>
+          </m:r>
           <m:sSub>
             <m:e>
               <m:r>
@@ -738,25 +720,19 @@
           </m:r>
           <m:sSub>
             <m:e>
-              <m:sSub>
-                <m:e>
-                  <m:r>
-                    <m:t xml:space="preserve">S</m:t>
-                  </m:r>
-                </m:e>
-                <m:sub>
-                  <m:r>
-                    <m:t xml:space="preserve">2</m:t>
-                  </m:r>
-                </m:sub>
-              </m:sSub>
+              <m:r>
+                <m:t xml:space="preserve">S</m:t>
+              </m:r>
             </m:e>
             <m:sub>
               <m:r>
-                <m:t xml:space="preserve">2</m:t>
+                <m:t xml:space="preserve">22</m:t>
               </m:r>
             </m:sub>
           </m:sSub>
+          <m:r>
+            <m:t xml:space="preserve"> </m:t>
+          </m:r>
           <m:sSub>
             <m:e>
               <m:r>
@@ -815,6 +791,9 @@
             <m:t xml:space="preserve">⟨</m:t>
           </m:r>
           <m:r>
+            <m:t xml:space="preserve"> </m:t>
+          </m:r>
+          <m:r>
             <m:t xml:space="preserve">f</m:t>
           </m:r>
           <m:r>
@@ -828,6 +807,9 @@
           </m:r>
           <m:r>
             <m:t xml:space="preserve">i</m:t>
+          </m:r>
+          <m:r>
+            <m:t xml:space="preserve"> </m:t>
           </m:r>
           <m:r>
             <m:t xml:space="preserve">⟩</m:t>
